--- a/swh/docx/05.content.docx
+++ b/swh/docx/05.content.docx
@@ -30361,19 +30361,7 @@
         <w:rPr>
           <w:lang w:val="sw_KE" w:bidi="sw_KE"/>
         </w:rPr>
-        <w:t xml:space="preserve">Mose aliandika maneno haya: Kauli hii ni ushahidi mzuri kwa mtazamo wa jadi kwamba Mose ndiye aliyeandika Kumbukumbu la Torati (tazama </w:t>
-      </w:r>
-      <w:r>
-        <w:rPr>
-          <w:lang w:val="sw_KE" w:bidi="sw_KE"/>
-        </w:rPr>
-        <w:t>Utangulizi wa Kitabu cha Kumbukumbu la Torati</w:t>
-      </w:r>
-      <w:r>
-        <w:rPr>
-          <w:lang w:val="sw_KE" w:bidi="sw_KE"/>
-        </w:rPr>
-        <w:t>, “Uandishi”).</w:t>
+        <w:t>Mose aliandika maneno haya: Kauli hii ni ushahidi mzuri kwa mtazamo wa jadi kwamba Mose ndiye aliyeandika Kumbukumbu la Torati (tazama Utangulizi wa Kitabu cha Kumbukumbu la Torati, “Uandishi”).</w:t>
       </w:r>
       <w:r>
         <w:rPr>
@@ -35174,19 +35162,7 @@
         <w:rPr>
           <w:lang w:val="sw_KE" w:bidi="sw_KE"/>
         </w:rPr>
-        <w:t xml:space="preserve">). • Maneno "hadi leo" yanarejelea wakati wa uandishi wa mwisho wa Kumbukumbu la Torati (tazama </w:t>
-      </w:r>
-      <w:r>
-        <w:rPr>
-          <w:lang w:val="sw_KE" w:bidi="sw_KE"/>
-        </w:rPr>
-        <w:t>Utangulizi wa Kitabu cha Mwanzo</w:t>
-      </w:r>
-      <w:r>
-        <w:rPr>
-          <w:lang w:val="sw_KE" w:bidi="sw_KE"/>
-        </w:rPr>
-        <w:t>, “Uandishi”).</w:t>
+        <w:t>). • Maneno "hadi leo" yanarejelea wakati wa uandishi wa mwisho wa Kumbukumbu la Torati (tazama Utangulizi wa Kitabu cha Mwanzo, “Uandishi”).</w:t>
       </w:r>
       <w:r>
         <w:rPr>
